--- a/docs/圆爱康/03_产出方案/圆爱康_数据提取技术执行清单_20260811.docx
+++ b/docs/圆爱康/03_产出方案/圆爱康_数据提取技术执行清单_20260811.docx
@@ -178,10 +178,10 @@
         <w:rPr>
           <w:b/>
         </w:rPr>
-        <w:t>三大模块</w:t>
+        <w:t>几大模块</w:t>
       </w:r>
       <w:r>
-        <w:t>，这三大块就是最值得申报的数据资产：</w:t>
+        <w:t>，这些就是最值得申报的数据资产：</w:t>
       </w:r>
     </w:p>
     <w:p>
@@ -279,7 +279,127 @@
           <w:color w:val="2D5F9E"/>
           <w:sz w:val="26"/>
         </w:rPr>
-        <w:t>模块3：患者基础康复档案数据（★ 申报价值中，需谨慎处理）</w:t>
+        <w:t>模块3：设备运行与监测数据（★ 高价值，补充）</w:t>
+      </w:r>
+    </w:p>
+    <w:p>
+      <w:pPr>
+        <w:spacing w:after="120" w:line="312" w:lineRule="auto"/>
+      </w:pPr>
+      <w:r>
+        <w:t>后台位置：</w:t>
+      </w:r>
+      <w:r>
+        <w:rPr>
+          <w:b/>
+        </w:rPr>
+        <w:t>设备运行日志表 / 物联网监测数据表</w:t>
+      </w:r>
+      <w:r/>
+    </w:p>
+    <w:p>
+      <w:pPr>
+        <w:spacing w:after="120" w:line="312" w:lineRule="auto"/>
+      </w:pPr>
+      <w:r>
+        <w:t>来源：圆爱康物联网设备（盆底仪、心脏设备等）在使用过程中的自动监测。</w:t>
+      </w:r>
+    </w:p>
+    <w:p>
+      <w:pPr>
+        <w:spacing w:after="120" w:line="312" w:lineRule="auto"/>
+      </w:pPr>
+      <w:r>
+        <w:t>包含：设备运行状态、开机/使用频次、单次使用时长、设备故障/异常记录、设备端采集的生理参数（心率、肌电等，脱敏后）。</w:t>
+      </w:r>
+    </w:p>
+    <w:p>
+      <w:pPr>
+        <w:spacing w:after="120" w:line="312" w:lineRule="auto"/>
+      </w:pPr>
+      <w:r>
+        <w:t>申报价值：这部分是圆爱康</w:t>
+      </w:r>
+      <w:r>
+        <w:rPr>
+          <w:b/>
+        </w:rPr>
+        <w:t>设备生产/运营方的独特数据</w:t>
+      </w:r>
+      <w:r>
+        <w:t>，证明设备实际使用与稳定性，也体现物联网技术投入。</w:t>
+      </w:r>
+    </w:p>
+    <w:p>
+      <w:pPr>
+        <w:pStyle w:val="Heading3"/>
+      </w:pPr>
+      <w:r>
+        <w:rPr>
+          <w:color w:val="2D5F9E"/>
+          <w:sz w:val="26"/>
+        </w:rPr>
+        <w:t>模块4：康复效果评估数据（★ 高价值，补充）</w:t>
+      </w:r>
+    </w:p>
+    <w:p>
+      <w:pPr>
+        <w:spacing w:after="120" w:line="312" w:lineRule="auto"/>
+      </w:pPr>
+      <w:r>
+        <w:t>后台位置：</w:t>
+      </w:r>
+      <w:r>
+        <w:rPr>
+          <w:b/>
+        </w:rPr>
+        <w:t>评估/效果记录表</w:t>
+      </w:r>
+      <w:r/>
+    </w:p>
+    <w:p>
+      <w:pPr>
+        <w:spacing w:after="120" w:line="312" w:lineRule="auto"/>
+      </w:pPr>
+      <w:r>
+        <w:t>来源：患者康复前后的评估（如盆底肌力评估、功能评分），由六师在平台记录。</w:t>
+      </w:r>
+    </w:p>
+    <w:p>
+      <w:pPr>
+        <w:spacing w:after="120" w:line="312" w:lineRule="auto"/>
+      </w:pPr>
+      <w:r>
+        <w:t>包含：康复前评估、康复中定期评估、康复末评估、多期效果对比、改善率。</w:t>
+      </w:r>
+    </w:p>
+    <w:p>
+      <w:pPr>
+        <w:spacing w:after="120" w:line="312" w:lineRule="auto"/>
+      </w:pPr>
+      <w:r>
+        <w:t>申报价值：这是</w:t>
+      </w:r>
+      <w:r>
+        <w:rPr>
+          <w:b/>
+        </w:rPr>
+        <w:t>最能证明"圆爱康服务有效"的数据</w:t>
+      </w:r>
+      <w:r>
+        <w:t>，也是数据资产里最有说服力的部分——直接体现康复成效。</w:t>
+      </w:r>
+    </w:p>
+    <w:p>
+      <w:pPr>
+        <w:pStyle w:val="Heading3"/>
+      </w:pPr>
+      <w:r>
+        <w:rPr>
+          <w:color w:val="2D5F9E"/>
+          <w:sz w:val="26"/>
+        </w:rPr>
+        <w:t>模块5：患者基础康复档案数据（★ 申报价值中，需谨慎处理）</w:t>
       </w:r>
     </w:p>
     <w:p>
